--- a/u_sharp/Задание к зачету.docx
+++ b/u_sharp/Задание к зачету.docx
@@ -48,36 +48,88 @@
         </w:rPr>
         <w:t>проектов, выполненных в рамках дисциплины.</w:t>
       </w:r>
-    </w:p>
-    <w:p>
-      <w:pPr>
-        <w:spacing w:after="0" w:line="240" w:lineRule="auto"/>
-        <w:jc w:val="both"/>
-        <w:rPr>
-          <w:rFonts w:ascii="Times New Roman" w:hAnsi="Times New Roman" w:cs="Times New Roman"/>
-          <w:sz w:val="40"/>
-          <w:szCs w:val="40"/>
-        </w:rPr>
-      </w:pPr>
-    </w:p>
-    <w:p>
-      <w:pPr>
-        <w:spacing w:after="0" w:line="240" w:lineRule="auto"/>
-        <w:jc w:val="center"/>
-        <w:rPr>
-          <w:rFonts w:ascii="Times New Roman" w:hAnsi="Times New Roman" w:cs="Times New Roman"/>
-          <w:b/>
+      <w:r>
+        <w:rPr>
+          <w:rFonts w:ascii="Times New Roman" w:hAnsi="Times New Roman" w:cs="Times New Roman"/>
+          <w:b/>
+          <w:i/>
+          <w:color w:val="FF0000"/>
           <w:sz w:val="32"/>
           <w:szCs w:val="32"/>
         </w:rPr>
-      </w:pPr>
-      <w:r>
-        <w:rPr>
-          <w:rFonts w:ascii="Times New Roman" w:hAnsi="Times New Roman" w:cs="Times New Roman"/>
-          <w:b/>
+        <w:t xml:space="preserve"> </w:t>
+      </w:r>
+    </w:p>
+    <w:p>
+      <w:pPr>
+        <w:pBdr>
+          <w:top w:val="single" w:sz="4" w:space="1" w:color="auto"/>
+          <w:left w:val="single" w:sz="4" w:space="4" w:color="auto"/>
+          <w:bottom w:val="single" w:sz="4" w:space="1" w:color="auto"/>
+          <w:right w:val="single" w:sz="4" w:space="4" w:color="auto"/>
+        </w:pBdr>
+        <w:spacing w:after="0" w:line="240" w:lineRule="auto"/>
+        <w:jc w:val="center"/>
+        <w:rPr>
+          <w:rFonts w:ascii="Times New Roman" w:hAnsi="Times New Roman" w:cs="Times New Roman"/>
+          <w:b/>
+          <w:i/>
+          <w:color w:val="FF0000"/>
           <w:sz w:val="32"/>
           <w:szCs w:val="32"/>
         </w:rPr>
+      </w:pPr>
+      <w:r>
+        <w:rPr>
+          <w:rFonts w:ascii="Times New Roman" w:hAnsi="Times New Roman" w:cs="Times New Roman"/>
+          <w:b/>
+          <w:i/>
+          <w:sz w:val="32"/>
+          <w:szCs w:val="32"/>
+        </w:rPr>
+        <w:t>Получившуюся презентацию загрузите в форму</w:t>
+      </w:r>
+      <w:r>
+        <w:rPr>
+          <w:rFonts w:ascii="Times New Roman" w:hAnsi="Times New Roman" w:cs="Times New Roman"/>
+          <w:b/>
+          <w:i/>
+          <w:color w:val="FF0000"/>
+          <w:sz w:val="32"/>
+          <w:szCs w:val="32"/>
+        </w:rPr>
+        <w:t xml:space="preserve"> </w:t>
+      </w:r>
+      <w:r>
+        <w:rPr>
+          <w:rFonts w:ascii="Times New Roman" w:hAnsi="Times New Roman" w:cs="Times New Roman"/>
+          <w:b/>
+          <w:i/>
+          <w:color w:val="C00000"/>
+          <w:sz w:val="32"/>
+          <w:szCs w:val="32"/>
+        </w:rPr>
+        <w:t>https://forms.gle/CCTRYipmfC8PotUa6</w:t>
+      </w:r>
+    </w:p>
+    <w:p>
+      <w:pPr>
+        <w:spacing w:after="0" w:line="240" w:lineRule="auto"/>
+        <w:jc w:val="center"/>
+        <w:rPr>
+          <w:rFonts w:ascii="Times New Roman" w:hAnsi="Times New Roman" w:cs="Times New Roman"/>
+          <w:b/>
+          <w:sz w:val="32"/>
+          <w:szCs w:val="32"/>
+        </w:rPr>
+      </w:pPr>
+      <w:r>
+        <w:rPr>
+          <w:rFonts w:ascii="Times New Roman" w:hAnsi="Times New Roman" w:cs="Times New Roman"/>
+          <w:b/>
+          <w:sz w:val="32"/>
+          <w:szCs w:val="32"/>
+        </w:rPr>
         <w:t>В презентации раскройте следующие пункты:</w:t>
       </w:r>
     </w:p>
@@ -101,18 +153,15 @@
         </w:rPr>
         <w:t xml:space="preserve">Титульный слайд: </w:t>
       </w:r>
-    </w:p>
-    <w:p>
-      <w:pPr>
-        <w:spacing w:after="0" w:line="240" w:lineRule="auto"/>
-        <w:jc w:val="both"/>
-        <w:rPr>
-          <w:rFonts w:ascii="Times New Roman" w:hAnsi="Times New Roman" w:cs="Times New Roman"/>
-          <w:b/>
-          <w:sz w:val="28"/>
-          <w:szCs w:val="28"/>
-        </w:rPr>
-      </w:pPr>
+      <w:r>
+        <w:rPr>
+          <w:rFonts w:ascii="Times New Roman" w:hAnsi="Times New Roman" w:cs="Times New Roman"/>
+          <w:b/>
+          <w:sz w:val="28"/>
+          <w:szCs w:val="28"/>
+        </w:rPr>
+        <w:t xml:space="preserve"> </w:t>
+      </w:r>
       <w:r>
         <w:rPr>
           <w:rFonts w:ascii="Times New Roman" w:hAnsi="Times New Roman" w:cs="Times New Roman"/>
@@ -1109,6 +1158,7 @@
   <w:style w:type="paragraph" w:default="1" w:styleId="a">
     <w:name w:val="Normal"/>
     <w:qFormat/>
+    <w:rsid w:val="00B24D97"/>
   </w:style>
   <w:style w:type="character" w:default="1" w:styleId="a0">
     <w:name w:val="Default Paragraph Font"/>
